--- a/dev/checklists/kg_admission/校本幼稚園收生政策文件要求清單_DRAFT.docx
+++ b/dev/checklists/kg_admission/校本幼稚園收生政策文件要求清單_DRAFT.docx
@@ -241,7 +241,7 @@
             </w:tcMar>
           </w:tcPr>
           <w:p>
-            <w:hyperlink w:history="1" r:id="rIdqwmbm4urjhvkwgl8uutlj">
+            <w:hyperlink w:history="1" r:id="rIdjslthsikcn0hmli3gmxs_">
               <w:r>
                 <w:rPr>
                   <w:rStyle w:val="Hyperlink"/>
@@ -327,7 +327,7 @@
             </w:tcMar>
           </w:tcPr>
           <w:p>
-            <w:hyperlink w:history="1" r:id="rIdoobhutvtriw52l1k-auwf">
+            <w:hyperlink w:history="1" r:id="rIdanikmnopol7cukczrsoog">
               <w:r>
                 <w:rPr>
                   <w:rStyle w:val="Hyperlink"/>
@@ -413,7 +413,7 @@
             </w:tcMar>
           </w:tcPr>
           <w:p>
-            <w:hyperlink w:history="1" r:id="rIdc_f5iue0vxcfk0w-nlt6r">
+            <w:hyperlink w:history="1" r:id="rIdaynsau6elftrz03fv1za5">
               <w:r>
                 <w:rPr>
                   <w:rStyle w:val="Hyperlink"/>
@@ -1546,7 +1546,7 @@
         </w:rPr>
         <w:t xml:space="preserve">出處：</w:t>
       </w:r>
-      <w:hyperlink w:history="1" r:id="rIdqh3jzy6sidljezqms_sul">
+      <w:hyperlink w:history="1" r:id="rIdfl5bja7zegsf7wefvhjhd">
         <w:r>
           <w:rPr>
             <w:rStyle w:val="Hyperlink"/>
@@ -1622,7 +1622,7 @@
         </w:rPr>
         <w:t xml:space="preserve">出處：</w:t>
       </w:r>
-      <w:hyperlink w:history="1" r:id="rIdzs3j8yimvgusg5rvioq5x">
+      <w:hyperlink w:history="1" r:id="rIdtzigz1ycpd6lsdulmhpf8">
         <w:r>
           <w:rPr>
             <w:rStyle w:val="Hyperlink"/>
@@ -1698,7 +1698,7 @@
         </w:rPr>
         <w:t xml:space="preserve">出處：</w:t>
       </w:r>
-      <w:hyperlink w:history="1" r:id="rIdsudpg6efodvqlgiaqjoyq">
+      <w:hyperlink w:history="1" r:id="rIdgwhs5smolueyhd3hrfion">
         <w:r>
           <w:rPr>
             <w:rStyle w:val="Hyperlink"/>
@@ -1774,7 +1774,7 @@
         </w:rPr>
         <w:t xml:space="preserve">出處：</w:t>
       </w:r>
-      <w:hyperlink w:history="1" r:id="rIdlnq-ffjijlvsf44ryalui">
+      <w:hyperlink w:history="1" r:id="rIdbfqcefprhaskmead54vnr">
         <w:r>
           <w:rPr>
             <w:rStyle w:val="Hyperlink"/>
@@ -1850,7 +1850,7 @@
         </w:rPr>
         <w:t xml:space="preserve">出處：</w:t>
       </w:r>
-      <w:hyperlink w:history="1" r:id="rIdx8jmpyzibd38k7eqmrycm">
+      <w:hyperlink w:history="1" r:id="rIdydy4glomuniwfstct6c3l">
         <w:r>
           <w:rPr>
             <w:rStyle w:val="Hyperlink"/>
@@ -1926,7 +1926,7 @@
         </w:rPr>
         <w:t xml:space="preserve">出處：</w:t>
       </w:r>
-      <w:hyperlink w:history="1" r:id="rId-bypg3of9kevl6oecibnv">
+      <w:hyperlink w:history="1" r:id="rIdpxgcwyufswvey4ldzrf5l">
         <w:r>
           <w:rPr>
             <w:rStyle w:val="Hyperlink"/>
@@ -2018,7 +2018,7 @@
         </w:rPr>
         <w:t xml:space="preserve">出處：</w:t>
       </w:r>
-      <w:hyperlink w:history="1" r:id="rIdqsqylwhigby6fo9whudzm">
+      <w:hyperlink w:history="1" r:id="rIdp5tsu660bwe0d0kfxozks">
         <w:r>
           <w:rPr>
             <w:rStyle w:val="Hyperlink"/>
@@ -2094,7 +2094,7 @@
         </w:rPr>
         <w:t xml:space="preserve">出處：</w:t>
       </w:r>
-      <w:hyperlink w:history="1" r:id="rIda8zkhquiuchehl-q9ivfn">
+      <w:hyperlink w:history="1" r:id="rIdpbqljt3j7vpuwaemmyfgu">
         <w:r>
           <w:rPr>
             <w:rStyle w:val="Hyperlink"/>
@@ -2170,7 +2170,7 @@
         </w:rPr>
         <w:t xml:space="preserve">出處：</w:t>
       </w:r>
-      <w:hyperlink w:history="1" r:id="rId5rufv1gtet6cdzxmo62a9">
+      <w:hyperlink w:history="1" r:id="rIdewzjcbnjzewxuc5ztrxrr">
         <w:r>
           <w:rPr>
             <w:rStyle w:val="Hyperlink"/>
@@ -2246,7 +2246,7 @@
         </w:rPr>
         <w:t xml:space="preserve">出處：</w:t>
       </w:r>
-      <w:hyperlink w:history="1" r:id="rIdcxndhasbvjoqguzel2wno">
+      <w:hyperlink w:history="1" r:id="rId0fl1po0lxe8qad02d78mo">
         <w:r>
           <w:rPr>
             <w:rStyle w:val="Hyperlink"/>
@@ -2322,7 +2322,7 @@
         </w:rPr>
         <w:t xml:space="preserve">出處：</w:t>
       </w:r>
-      <w:hyperlink w:history="1" r:id="rIdy322d16wopm-y27gffhjo">
+      <w:hyperlink w:history="1" r:id="rIddssayc7wdjce6bhlt4fm8">
         <w:r>
           <w:rPr>
             <w:rStyle w:val="Hyperlink"/>
@@ -2414,7 +2414,7 @@
         </w:rPr>
         <w:t xml:space="preserve">出處：</w:t>
       </w:r>
-      <w:hyperlink w:history="1" r:id="rIduwp4buafwxsl_wo87jtwp">
+      <w:hyperlink w:history="1" r:id="rId1bfgqzoijvljfkw8ksv7e">
         <w:r>
           <w:rPr>
             <w:rStyle w:val="Hyperlink"/>
@@ -2490,7 +2490,7 @@
         </w:rPr>
         <w:t xml:space="preserve">出處：</w:t>
       </w:r>
-      <w:hyperlink w:history="1" r:id="rIdab1gkh_qf_t0shqmcphye">
+      <w:hyperlink w:history="1" r:id="rIdzb8u3ivvrl3xu5vwisvl3">
         <w:r>
           <w:rPr>
             <w:rStyle w:val="Hyperlink"/>
@@ -2566,7 +2566,7 @@
         </w:rPr>
         <w:t xml:space="preserve">出處：</w:t>
       </w:r>
-      <w:hyperlink w:history="1" r:id="rIdxoznu6wviwostky-1mg-9">
+      <w:hyperlink w:history="1" r:id="rIdeicv6dh2frldvzvulfxnu">
         <w:r>
           <w:rPr>
             <w:rStyle w:val="Hyperlink"/>
@@ -2642,7 +2642,7 @@
         </w:rPr>
         <w:t xml:space="preserve">出處：</w:t>
       </w:r>
-      <w:hyperlink w:history="1" r:id="rIdqtbasv_d8whjr4knqortc">
+      <w:hyperlink w:history="1" r:id="rIdhudrd45vl1vhsxhgxnkqs">
         <w:r>
           <w:rPr>
             <w:rStyle w:val="Hyperlink"/>
@@ -2718,7 +2718,7 @@
         </w:rPr>
         <w:t xml:space="preserve">出處：</w:t>
       </w:r>
-      <w:hyperlink w:history="1" r:id="rIdbybw95clbqebdzot1joph">
+      <w:hyperlink w:history="1" r:id="rId3sy531slxrntivohrpf_w">
         <w:r>
           <w:rPr>
             <w:rStyle w:val="Hyperlink"/>
@@ -2810,7 +2810,7 @@
         </w:rPr>
         <w:t xml:space="preserve">出處：</w:t>
       </w:r>
-      <w:hyperlink w:history="1" r:id="rId-9x7ftvbfnx7zwpfbrbws">
+      <w:hyperlink w:history="1" r:id="rIdk6rgiduphpkxpswtbhdpi">
         <w:r>
           <w:rPr>
             <w:rStyle w:val="Hyperlink"/>
@@ -2886,7 +2886,7 @@
         </w:rPr>
         <w:t xml:space="preserve">出處：</w:t>
       </w:r>
-      <w:hyperlink w:history="1" r:id="rIdjamothmufcrzgfrysvzzx">
+      <w:hyperlink w:history="1" r:id="rIdstix7vsx5gd7jok5xwbav">
         <w:r>
           <w:rPr>
             <w:rStyle w:val="Hyperlink"/>
@@ -2962,7 +2962,7 @@
         </w:rPr>
         <w:t xml:space="preserve">出處：</w:t>
       </w:r>
-      <w:hyperlink w:history="1" r:id="rId-gsqihuw7o9-bydm_vcjx">
+      <w:hyperlink w:history="1" r:id="rIdgp0hgppij7g6lqdyfydm7">
         <w:r>
           <w:rPr>
             <w:rStyle w:val="Hyperlink"/>
@@ -3038,7 +3038,7 @@
         </w:rPr>
         <w:t xml:space="preserve">出處：</w:t>
       </w:r>
-      <w:hyperlink w:history="1" r:id="rIdemgj6ydo5_-nxke-xcqoo">
+      <w:hyperlink w:history="1" r:id="rIdkbawkpquhk4uvgcylyhja">
         <w:r>
           <w:rPr>
             <w:rStyle w:val="Hyperlink"/>
@@ -3114,7 +3114,7 @@
         </w:rPr>
         <w:t xml:space="preserve">出處：</w:t>
       </w:r>
-      <w:hyperlink w:history="1" r:id="rIdawmmpdl5ehbqshdngsxft">
+      <w:hyperlink w:history="1" r:id="rIdxnpdif1s16nlupszbko_6">
         <w:r>
           <w:rPr>
             <w:rStyle w:val="Hyperlink"/>
@@ -3206,7 +3206,7 @@
         </w:rPr>
         <w:t xml:space="preserve">出處：</w:t>
       </w:r>
-      <w:hyperlink w:history="1" r:id="rIdgxk-etuae2qnypy_sc-w2">
+      <w:hyperlink w:history="1" r:id="rIdbinltyj6o4jcmcamho-29">
         <w:r>
           <w:rPr>
             <w:rStyle w:val="Hyperlink"/>
@@ -3282,7 +3282,7 @@
         </w:rPr>
         <w:t xml:space="preserve">出處：</w:t>
       </w:r>
-      <w:hyperlink w:history="1" r:id="rIdgrvjlynibc_dbrtcslqpi">
+      <w:hyperlink w:history="1" r:id="rIdvn62z8jeaodsbw3uavumv">
         <w:r>
           <w:rPr>
             <w:rStyle w:val="Hyperlink"/>
@@ -3358,7 +3358,7 @@
         </w:rPr>
         <w:t xml:space="preserve">出處：</w:t>
       </w:r>
-      <w:hyperlink w:history="1" r:id="rIdtlatmmvjiijofp1bvv2z8">
+      <w:hyperlink w:history="1" r:id="rId9yvpu3ndr3bfjwpaut1-b">
         <w:r>
           <w:rPr>
             <w:rStyle w:val="Hyperlink"/>
@@ -3434,7 +3434,7 @@
         </w:rPr>
         <w:t xml:space="preserve">出處：</w:t>
       </w:r>
-      <w:hyperlink w:history="1" r:id="rIdxzdnryhnk9tg6xa64lrap">
+      <w:hyperlink w:history="1" r:id="rIdw5irhkejumfsdgeqq1nxm">
         <w:r>
           <w:rPr>
             <w:rStyle w:val="Hyperlink"/>
@@ -3526,7 +3526,7 @@
         </w:rPr>
         <w:t xml:space="preserve">出處：</w:t>
       </w:r>
-      <w:hyperlink w:history="1" r:id="rIdt7csvj340fqek_zdiew77">
+      <w:hyperlink w:history="1" r:id="rIda5xs1qunedgoqdaouvfo4">
         <w:r>
           <w:rPr>
             <w:rStyle w:val="Hyperlink"/>
@@ -3602,7 +3602,7 @@
         </w:rPr>
         <w:t xml:space="preserve">出處：</w:t>
       </w:r>
-      <w:hyperlink w:history="1" r:id="rIdygvrxybzqzkd412vnctft">
+      <w:hyperlink w:history="1" r:id="rIdtfo2iw8jfudb8ki3nkr03">
         <w:r>
           <w:rPr>
             <w:rStyle w:val="Hyperlink"/>
@@ -3678,7 +3678,7 @@
         </w:rPr>
         <w:t xml:space="preserve">出處：</w:t>
       </w:r>
-      <w:hyperlink w:history="1" r:id="rIdjritqjtcgkrf0tq5xeksa">
+      <w:hyperlink w:history="1" r:id="rIdkiwpo2vnw1rsmplw8e06i">
         <w:r>
           <w:rPr>
             <w:rStyle w:val="Hyperlink"/>
@@ -3770,7 +3770,7 @@
         </w:rPr>
         <w:t xml:space="preserve">出處：</w:t>
       </w:r>
-      <w:hyperlink w:history="1" r:id="rIdccxabwyyptwjjhrk5cwyq">
+      <w:hyperlink w:history="1" r:id="rIdwvmkfibf94uk6sxqdb_dz">
         <w:r>
           <w:rPr>
             <w:rStyle w:val="Hyperlink"/>
@@ -3846,7 +3846,7 @@
         </w:rPr>
         <w:t xml:space="preserve">出處：</w:t>
       </w:r>
-      <w:hyperlink w:history="1" r:id="rId285cpmvt9yd-_khwp9yxo">
+      <w:hyperlink w:history="1" r:id="rIdlpnks0ayrqnq-7r-nz4pz">
         <w:r>
           <w:rPr>
             <w:rStyle w:val="Hyperlink"/>
@@ -3922,7 +3922,7 @@
         </w:rPr>
         <w:t xml:space="preserve">出處：</w:t>
       </w:r>
-      <w:hyperlink w:history="1" r:id="rId91tbsdbxt9reu15gbrwts">
+      <w:hyperlink w:history="1" r:id="rIdlbytv5uhyxujwaur9in_r">
         <w:r>
           <w:rPr>
             <w:rStyle w:val="Hyperlink"/>
@@ -4014,7 +4014,7 @@
         </w:rPr>
         <w:t xml:space="preserve">出處：</w:t>
       </w:r>
-      <w:hyperlink w:history="1" r:id="rIdwcmvpc_ix3ostbixe5ktb">
+      <w:hyperlink w:history="1" r:id="rIdoixjq6vvbspihaobxllv9">
         <w:r>
           <w:rPr>
             <w:rStyle w:val="Hyperlink"/>
@@ -4090,7 +4090,7 @@
         </w:rPr>
         <w:t xml:space="preserve">出處：</w:t>
       </w:r>
-      <w:hyperlink w:history="1" r:id="rIdwwvhzzynnjz6fqzcho5gp">
+      <w:hyperlink w:history="1" r:id="rIdpkobhse51nmb6czuyul-o">
         <w:r>
           <w:rPr>
             <w:rStyle w:val="Hyperlink"/>
@@ -4166,7 +4166,7 @@
         </w:rPr>
         <w:t xml:space="preserve">出處：</w:t>
       </w:r>
-      <w:hyperlink w:history="1" r:id="rIdppb_d_yy7thognew-krps">
+      <w:hyperlink w:history="1" r:id="rIdttxxhkobj3lbwskhddfz4">
         <w:r>
           <w:rPr>
             <w:rStyle w:val="Hyperlink"/>
@@ -4258,7 +4258,7 @@
         </w:rPr>
         <w:t xml:space="preserve">出處：</w:t>
       </w:r>
-      <w:hyperlink w:history="1" r:id="rId4st-wl1sd-jvwb1d54h0n">
+      <w:hyperlink w:history="1" r:id="rIdfik0xeuvofw6qwnyddjmm">
         <w:r>
           <w:rPr>
             <w:rStyle w:val="Hyperlink"/>
@@ -4334,7 +4334,7 @@
         </w:rPr>
         <w:t xml:space="preserve">出處：</w:t>
       </w:r>
-      <w:hyperlink w:history="1" r:id="rIdpdgghbahq121cv4po9k6d">
+      <w:hyperlink w:history="1" r:id="rIdcipdarbjiqejr2bd8q5f_">
         <w:r>
           <w:rPr>
             <w:rStyle w:val="Hyperlink"/>
@@ -4410,7 +4410,7 @@
         </w:rPr>
         <w:t xml:space="preserve">出處：</w:t>
       </w:r>
-      <w:hyperlink w:history="1" r:id="rIdnfcxghdnd7dgvqb1xcanc">
+      <w:hyperlink w:history="1" r:id="rIdefjp3n-y6jbk024vmlyl8">
         <w:r>
           <w:rPr>
             <w:rStyle w:val="Hyperlink"/>
@@ -4502,7 +4502,7 @@
         </w:rPr>
         <w:t xml:space="preserve">出處：</w:t>
       </w:r>
-      <w:hyperlink w:history="1" r:id="rIdj6h6vmn26hs0gcs_jg_8z">
+      <w:hyperlink w:history="1" r:id="rIdqye1cukjkpevro3jpb8sk">
         <w:r>
           <w:rPr>
             <w:rStyle w:val="Hyperlink"/>
@@ -4578,7 +4578,7 @@
         </w:rPr>
         <w:t xml:space="preserve">出處：</w:t>
       </w:r>
-      <w:hyperlink w:history="1" r:id="rIddhswkwd45majdrsjhtek_">
+      <w:hyperlink w:history="1" r:id="rId5kkvnbitgcklqvev1f9pz">
         <w:r>
           <w:rPr>
             <w:rStyle w:val="Hyperlink"/>
@@ -4670,7 +4670,7 @@
         </w:rPr>
         <w:t xml:space="preserve">出處：</w:t>
       </w:r>
-      <w:hyperlink w:history="1" r:id="rIdob3ueweyq5x60tf8ftlxl">
+      <w:hyperlink w:history="1" r:id="rIdmk6iys31xowpqtpsf70iv">
         <w:r>
           <w:rPr>
             <w:rStyle w:val="Hyperlink"/>
@@ -4746,7 +4746,7 @@
         </w:rPr>
         <w:t xml:space="preserve">出處：</w:t>
       </w:r>
-      <w:hyperlink w:history="1" r:id="rId0okpqqrzwwom2vqegx97x">
+      <w:hyperlink w:history="1" r:id="rId4spmavsxhybgo14n_4fga">
         <w:r>
           <w:rPr>
             <w:rStyle w:val="Hyperlink"/>
